--- a/Dasturchilar uchun ma'lumotlar fani/практика/практика4/практика.docx
+++ b/Dasturchilar uchun ma'lumotlar fani/практика/практика4/практика.docx
@@ -112,8 +112,6 @@
       <w:r>
         <w:t>№4</w:t>
       </w:r>
-      <w:bookmarkStart w:id="0" w:name="_GoBack"/>
-      <w:bookmarkEnd w:id="0"/>
     </w:p>
     <w:p>
       <w:pPr>
@@ -258,7 +256,6 @@
           <w:szCs w:val="28"/>
         </w:rPr>
       </w:pPr>
-      <w:proofErr w:type="spellStart"/>
       <w:r>
         <w:rPr>
           <w:rFonts w:eastAsia="Times New Roman" w:cs="Times New Roman"/>
@@ -266,9 +263,9 @@
           <w:color w:val="000000" w:themeColor="text1"/>
           <w:szCs w:val="28"/>
         </w:rPr>
-        <w:t>Шомухторов</w:t>
-      </w:r>
-      <w:proofErr w:type="spellEnd"/>
+        <w:t xml:space="preserve"> </w:t>
+      </w:r>
+      <w:proofErr w:type="spellStart"/>
       <w:r>
         <w:rPr>
           <w:rFonts w:eastAsia="Times New Roman" w:cs="Times New Roman"/>
@@ -276,101 +273,104 @@
           <w:color w:val="000000" w:themeColor="text1"/>
           <w:szCs w:val="28"/>
         </w:rPr>
-        <w:t xml:space="preserve"> С. Ш.</w:t>
-      </w:r>
-    </w:p>
-    <w:p>
-      <w:pPr>
-        <w:spacing w:line="360" w:lineRule="auto"/>
-        <w:jc w:val="right"/>
+        <w:t>Шомухторов</w:t>
+      </w:r>
+      <w:proofErr w:type="spellEnd"/>
+      <w:r>
         <w:rPr>
           <w:rFonts w:eastAsia="Times New Roman" w:cs="Times New Roman"/>
           <w:bCs/>
           <w:color w:val="000000" w:themeColor="text1"/>
           <w:szCs w:val="28"/>
         </w:rPr>
-      </w:pPr>
-      <w:r>
+        <w:t xml:space="preserve"> С.</w:t>
+      </w:r>
+      <w:bookmarkStart w:id="0" w:name="_GoBack"/>
+      <w:bookmarkEnd w:id="0"/>
+    </w:p>
+    <w:p>
+      <w:pPr>
+        <w:spacing w:line="360" w:lineRule="auto"/>
+        <w:jc w:val="right"/>
         <w:rPr>
           <w:rFonts w:eastAsia="Times New Roman" w:cs="Times New Roman"/>
           <w:bCs/>
           <w:color w:val="000000" w:themeColor="text1"/>
           <w:szCs w:val="28"/>
         </w:rPr>
-        <w:t>Преподаватель: Махкамова Д. А.</w:t>
-      </w:r>
-    </w:p>
-    <w:p>
-      <w:pPr>
-        <w:spacing w:line="360" w:lineRule="auto"/>
-        <w:jc w:val="center"/>
-        <w:rPr>
-          <w:rFonts w:eastAsia="Times New Roman" w:cs="Times New Roman"/>
-          <w:color w:val="000000" w:themeColor="text1"/>
-          <w:szCs w:val="28"/>
-        </w:rPr>
-      </w:pPr>
-    </w:p>
-    <w:p>
-      <w:pPr>
-        <w:spacing w:line="360" w:lineRule="auto"/>
-        <w:rPr>
-          <w:rFonts w:eastAsia="Times New Roman" w:cs="Times New Roman"/>
-          <w:color w:val="000000" w:themeColor="text1"/>
-          <w:szCs w:val="28"/>
-        </w:rPr>
-      </w:pPr>
-    </w:p>
-    <w:p>
-      <w:pPr>
-        <w:spacing w:line="360" w:lineRule="auto"/>
-        <w:rPr>
-          <w:rFonts w:eastAsia="Times New Roman" w:cs="Times New Roman"/>
-          <w:color w:val="000000" w:themeColor="text1"/>
-          <w:szCs w:val="28"/>
-        </w:rPr>
-      </w:pPr>
-    </w:p>
-    <w:p>
-      <w:pPr>
-        <w:spacing w:line="360" w:lineRule="auto"/>
-        <w:rPr>
-          <w:rFonts w:eastAsia="Times New Roman" w:cs="Times New Roman"/>
-          <w:color w:val="000000" w:themeColor="text1"/>
-          <w:szCs w:val="28"/>
-        </w:rPr>
-      </w:pPr>
-    </w:p>
-    <w:p>
-      <w:pPr>
-        <w:spacing w:line="360" w:lineRule="auto"/>
-        <w:rPr>
-          <w:rFonts w:eastAsia="Times New Roman" w:cs="Times New Roman"/>
-          <w:color w:val="000000" w:themeColor="text1"/>
-          <w:szCs w:val="28"/>
-        </w:rPr>
-      </w:pPr>
-    </w:p>
-    <w:p>
-      <w:pPr>
-        <w:spacing w:line="360" w:lineRule="auto"/>
-        <w:jc w:val="center"/>
+      </w:pPr>
+      <w:r>
         <w:rPr>
           <w:rFonts w:eastAsia="Times New Roman" w:cs="Times New Roman"/>
           <w:bCs/>
           <w:color w:val="000000" w:themeColor="text1"/>
           <w:szCs w:val="28"/>
         </w:rPr>
-      </w:pPr>
-      <w:r>
+        <w:t>Преподаватель: Махкамова Д. А.</w:t>
+      </w:r>
+    </w:p>
+    <w:p>
+      <w:pPr>
+        <w:spacing w:line="360" w:lineRule="auto"/>
+        <w:jc w:val="center"/>
+        <w:rPr>
+          <w:rFonts w:eastAsia="Times New Roman" w:cs="Times New Roman"/>
+          <w:color w:val="000000" w:themeColor="text1"/>
+          <w:szCs w:val="28"/>
+        </w:rPr>
+      </w:pPr>
+    </w:p>
+    <w:p>
+      <w:pPr>
+        <w:spacing w:line="360" w:lineRule="auto"/>
+        <w:rPr>
+          <w:rFonts w:eastAsia="Times New Roman" w:cs="Times New Roman"/>
+          <w:color w:val="000000" w:themeColor="text1"/>
+          <w:szCs w:val="28"/>
+        </w:rPr>
+      </w:pPr>
+    </w:p>
+    <w:p>
+      <w:pPr>
+        <w:spacing w:line="360" w:lineRule="auto"/>
+        <w:rPr>
+          <w:rFonts w:eastAsia="Times New Roman" w:cs="Times New Roman"/>
+          <w:color w:val="000000" w:themeColor="text1"/>
+          <w:szCs w:val="28"/>
+        </w:rPr>
+      </w:pPr>
+    </w:p>
+    <w:p>
+      <w:pPr>
+        <w:spacing w:line="360" w:lineRule="auto"/>
+        <w:rPr>
+          <w:rFonts w:eastAsia="Times New Roman" w:cs="Times New Roman"/>
+          <w:color w:val="000000" w:themeColor="text1"/>
+          <w:szCs w:val="28"/>
+        </w:rPr>
+      </w:pPr>
+    </w:p>
+    <w:p>
+      <w:pPr>
+        <w:spacing w:line="360" w:lineRule="auto"/>
+        <w:rPr>
+          <w:rFonts w:eastAsia="Times New Roman" w:cs="Times New Roman"/>
+          <w:color w:val="000000" w:themeColor="text1"/>
+          <w:szCs w:val="28"/>
+        </w:rPr>
+      </w:pPr>
+    </w:p>
+    <w:p>
+      <w:pPr>
+        <w:spacing w:line="360" w:lineRule="auto"/>
+        <w:jc w:val="center"/>
         <w:rPr>
           <w:rFonts w:eastAsia="Times New Roman" w:cs="Times New Roman"/>
           <w:bCs/>
           <w:color w:val="000000" w:themeColor="text1"/>
           <w:szCs w:val="28"/>
         </w:rPr>
-        <w:t xml:space="preserve">САМАРКАНД </w:t>
-      </w:r>
+      </w:pPr>
       <w:r>
         <w:rPr>
           <w:rFonts w:eastAsia="Times New Roman" w:cs="Times New Roman"/>
@@ -378,6 +378,15 @@
           <w:color w:val="000000" w:themeColor="text1"/>
           <w:szCs w:val="28"/>
         </w:rPr>
+        <w:t xml:space="preserve">САМАРКАНД </w:t>
+      </w:r>
+      <w:r>
+        <w:rPr>
+          <w:rFonts w:eastAsia="Times New Roman" w:cs="Times New Roman"/>
+          <w:bCs/>
+          <w:color w:val="000000" w:themeColor="text1"/>
+          <w:szCs w:val="28"/>
+        </w:rPr>
         <w:t>– 2026</w:t>
       </w:r>
     </w:p>
@@ -2874,7 +2883,122 @@
           <w:color w:val="DADADA"/>
           <w:sz w:val="21"/>
           <w:szCs w:val="21"/>
-          <w:lang w:eastAsia="ru-RU"/>
+          <w:lang w:val="en-US" w:eastAsia="ru-RU"/>
+        </w:rPr>
+      </w:pPr>
+      <w:proofErr w:type="gramStart"/>
+      <w:r>
+        <w:rPr>
+          <w:rFonts w:ascii="Consolas" w:eastAsia="Times New Roman" w:hAnsi="Consolas" w:cs="Times New Roman"/>
+          <w:color w:val="DCDCAA"/>
+          <w:sz w:val="21"/>
+          <w:szCs w:val="21"/>
+          <w:lang w:val="en-US" w:eastAsia="ru-RU"/>
+        </w:rPr>
+        <w:t>print</w:t>
+      </w:r>
+      <w:r>
+        <w:rPr>
+          <w:rFonts w:ascii="Consolas" w:eastAsia="Times New Roman" w:hAnsi="Consolas" w:cs="Times New Roman"/>
+          <w:color w:val="B4B4B4"/>
+          <w:sz w:val="21"/>
+          <w:szCs w:val="21"/>
+          <w:lang w:val="en-US" w:eastAsia="ru-RU"/>
+        </w:rPr>
+        <w:t>(</w:t>
+      </w:r>
+      <w:proofErr w:type="gramEnd"/>
+      <w:r>
+        <w:rPr>
+          <w:rFonts w:ascii="Consolas" w:eastAsia="Times New Roman" w:hAnsi="Consolas" w:cs="Times New Roman"/>
+          <w:color w:val="E8C9BB"/>
+          <w:sz w:val="21"/>
+          <w:szCs w:val="21"/>
+          <w:lang w:val="en-US" w:eastAsia="ru-RU"/>
+        </w:rPr>
+        <w:t>"</w:t>
+      </w:r>
+      <w:r>
+        <w:rPr>
+          <w:rFonts w:ascii="Consolas" w:eastAsia="Times New Roman" w:hAnsi="Consolas" w:cs="Times New Roman"/>
+          <w:color w:val="FFD68F"/>
+          <w:sz w:val="21"/>
+          <w:szCs w:val="21"/>
+          <w:lang w:val="en-US" w:eastAsia="ru-RU"/>
+        </w:rPr>
+        <w:t>\n</w:t>
+      </w:r>
+      <w:r>
+        <w:rPr>
+          <w:rFonts w:ascii="Consolas" w:eastAsia="Times New Roman" w:hAnsi="Consolas" w:cs="Times New Roman"/>
+          <w:color w:val="CE9178"/>
+          <w:sz w:val="21"/>
+          <w:szCs w:val="21"/>
+          <w:lang w:eastAsia="ru-RU"/>
+        </w:rPr>
+        <w:t>Все</w:t>
+      </w:r>
+      <w:r>
+        <w:rPr>
+          <w:rFonts w:ascii="Consolas" w:eastAsia="Times New Roman" w:hAnsi="Consolas" w:cs="Times New Roman"/>
+          <w:color w:val="CE9178"/>
+          <w:sz w:val="21"/>
+          <w:szCs w:val="21"/>
+          <w:lang w:val="en-US" w:eastAsia="ru-RU"/>
+        </w:rPr>
+        <w:t xml:space="preserve"> </w:t>
+      </w:r>
+      <w:r>
+        <w:rPr>
+          <w:rFonts w:ascii="Consolas" w:eastAsia="Times New Roman" w:hAnsi="Consolas" w:cs="Times New Roman"/>
+          <w:color w:val="CE9178"/>
+          <w:sz w:val="21"/>
+          <w:szCs w:val="21"/>
+          <w:lang w:eastAsia="ru-RU"/>
+        </w:rPr>
+        <w:t>студенты</w:t>
+      </w:r>
+      <w:r>
+        <w:rPr>
+          <w:rFonts w:ascii="Consolas" w:eastAsia="Times New Roman" w:hAnsi="Consolas" w:cs="Times New Roman"/>
+          <w:color w:val="CE9178"/>
+          <w:sz w:val="21"/>
+          <w:szCs w:val="21"/>
+          <w:lang w:val="en-US" w:eastAsia="ru-RU"/>
+        </w:rPr>
+        <w:t>:</w:t>
+      </w:r>
+      <w:r>
+        <w:rPr>
+          <w:rFonts w:ascii="Consolas" w:eastAsia="Times New Roman" w:hAnsi="Consolas" w:cs="Times New Roman"/>
+          <w:color w:val="E8C9BB"/>
+          <w:sz w:val="21"/>
+          <w:szCs w:val="21"/>
+          <w:lang w:val="en-US" w:eastAsia="ru-RU"/>
+        </w:rPr>
+        <w:t>"</w:t>
+      </w:r>
+      <w:r>
+        <w:rPr>
+          <w:rFonts w:ascii="Consolas" w:eastAsia="Times New Roman" w:hAnsi="Consolas" w:cs="Times New Roman"/>
+          <w:color w:val="B4B4B4"/>
+          <w:sz w:val="21"/>
+          <w:szCs w:val="21"/>
+          <w:lang w:val="en-US" w:eastAsia="ru-RU"/>
+        </w:rPr>
+        <w:t>)</w:t>
+      </w:r>
+    </w:p>
+    <w:p>
+      <w:pPr>
+        <w:shd w:val="clear" w:color="auto" w:fill="1E1E1E"/>
+        <w:spacing w:after="0" w:line="285" w:lineRule="atLeast"/>
+        <w:rPr>
+          <w:rFonts w:ascii="Consolas" w:eastAsia="Times New Roman" w:hAnsi="Consolas" w:cs="Times New Roman"/>
+          <w:color w:val="DADADA"/>
+          <w:sz w:val="21"/>
+          <w:szCs w:val="21"/>
+          <w:lang w:val="en-US" w:eastAsia="ru-RU"/>
         </w:rPr>
       </w:pPr>
       <w:proofErr w:type="spellStart"/>
@@ -2882,84 +3006,72 @@
       <w:r>
         <w:rPr>
           <w:rFonts w:ascii="Consolas" w:eastAsia="Times New Roman" w:hAnsi="Consolas" w:cs="Times New Roman"/>
+          <w:color w:val="9CDCFE"/>
+          <w:sz w:val="21"/>
+          <w:szCs w:val="21"/>
+          <w:lang w:val="en-US" w:eastAsia="ru-RU"/>
+        </w:rPr>
+        <w:t>cursor</w:t>
+      </w:r>
+      <w:r>
+        <w:rPr>
+          <w:rFonts w:ascii="Consolas" w:eastAsia="Times New Roman" w:hAnsi="Consolas" w:cs="Times New Roman"/>
+          <w:color w:val="B4B4B4"/>
+          <w:sz w:val="21"/>
+          <w:szCs w:val="21"/>
+          <w:lang w:val="en-US" w:eastAsia="ru-RU"/>
+        </w:rPr>
+        <w:t>.</w:t>
+      </w:r>
+      <w:r>
+        <w:rPr>
+          <w:rFonts w:ascii="Consolas" w:eastAsia="Times New Roman" w:hAnsi="Consolas" w:cs="Times New Roman"/>
           <w:color w:val="DCDCAA"/>
           <w:sz w:val="21"/>
           <w:szCs w:val="21"/>
-          <w:lang w:eastAsia="ru-RU"/>
-        </w:rPr>
-        <w:t>print</w:t>
+          <w:lang w:val="en-US" w:eastAsia="ru-RU"/>
+        </w:rPr>
+        <w:t>execute</w:t>
       </w:r>
       <w:proofErr w:type="spellEnd"/>
-      <w:r>
-        <w:rPr>
-          <w:rFonts w:ascii="Consolas" w:eastAsia="Times New Roman" w:hAnsi="Consolas" w:cs="Times New Roman"/>
-          <w:color w:val="B4B4B4"/>
-          <w:sz w:val="21"/>
-          <w:szCs w:val="21"/>
-          <w:lang w:eastAsia="ru-RU"/>
+      <w:proofErr w:type="gramEnd"/>
+      <w:r>
+        <w:rPr>
+          <w:rFonts w:ascii="Consolas" w:eastAsia="Times New Roman" w:hAnsi="Consolas" w:cs="Times New Roman"/>
+          <w:color w:val="B4B4B4"/>
+          <w:sz w:val="21"/>
+          <w:szCs w:val="21"/>
+          <w:lang w:val="en-US" w:eastAsia="ru-RU"/>
         </w:rPr>
         <w:t>(</w:t>
       </w:r>
-      <w:proofErr w:type="gramEnd"/>
-      <w:r>
-        <w:rPr>
-          <w:rFonts w:ascii="Consolas" w:eastAsia="Times New Roman" w:hAnsi="Consolas" w:cs="Times New Roman"/>
-          <w:color w:val="E8C9BB"/>
-          <w:sz w:val="21"/>
-          <w:szCs w:val="21"/>
-          <w:lang w:eastAsia="ru-RU"/>
+      <w:r>
+        <w:rPr>
+          <w:rFonts w:ascii="Consolas" w:eastAsia="Times New Roman" w:hAnsi="Consolas" w:cs="Times New Roman"/>
+          <w:color w:val="E8C9BB"/>
+          <w:sz w:val="21"/>
+          <w:szCs w:val="21"/>
+          <w:lang w:val="en-US" w:eastAsia="ru-RU"/>
         </w:rPr>
         <w:t>"</w:t>
       </w:r>
       <w:r>
         <w:rPr>
           <w:rFonts w:ascii="Consolas" w:eastAsia="Times New Roman" w:hAnsi="Consolas" w:cs="Times New Roman"/>
-          <w:color w:val="FFD68F"/>
-          <w:sz w:val="21"/>
-          <w:szCs w:val="21"/>
-          <w:lang w:eastAsia="ru-RU"/>
-        </w:rPr>
-        <w:t>\</w:t>
-      </w:r>
-      <w:proofErr w:type="spellStart"/>
-      <w:r>
-        <w:rPr>
-          <w:rFonts w:ascii="Consolas" w:eastAsia="Times New Roman" w:hAnsi="Consolas" w:cs="Times New Roman"/>
-          <w:color w:val="FFD68F"/>
-          <w:sz w:val="21"/>
-          <w:szCs w:val="21"/>
-          <w:lang w:eastAsia="ru-RU"/>
-        </w:rPr>
-        <w:t>n</w:t>
-      </w:r>
-      <w:r>
-        <w:rPr>
-          <w:rFonts w:ascii="Consolas" w:eastAsia="Times New Roman" w:hAnsi="Consolas" w:cs="Times New Roman"/>
-          <w:color w:val="CE9178"/>
-          <w:sz w:val="21"/>
-          <w:szCs w:val="21"/>
-          <w:lang w:eastAsia="ru-RU"/>
-        </w:rPr>
-        <w:t>Все</w:t>
-      </w:r>
-      <w:proofErr w:type="spellEnd"/>
-      <w:r>
-        <w:rPr>
-          <w:rFonts w:ascii="Consolas" w:eastAsia="Times New Roman" w:hAnsi="Consolas" w:cs="Times New Roman"/>
-          <w:color w:val="CE9178"/>
-          <w:sz w:val="21"/>
-          <w:szCs w:val="21"/>
-          <w:lang w:eastAsia="ru-RU"/>
-        </w:rPr>
-        <w:t xml:space="preserve"> студенты:</w:t>
-      </w:r>
-      <w:r>
-        <w:rPr>
-          <w:rFonts w:ascii="Consolas" w:eastAsia="Times New Roman" w:hAnsi="Consolas" w:cs="Times New Roman"/>
-          <w:color w:val="E8C9BB"/>
-          <w:sz w:val="21"/>
-          <w:szCs w:val="21"/>
-          <w:lang w:eastAsia="ru-RU"/>
+          <w:color w:val="CE9178"/>
+          <w:sz w:val="21"/>
+          <w:szCs w:val="21"/>
+          <w:lang w:val="en-US" w:eastAsia="ru-RU"/>
+        </w:rPr>
+        <w:t>SELECT * FROM Students</w:t>
+      </w:r>
+      <w:r>
+        <w:rPr>
+          <w:rFonts w:ascii="Consolas" w:eastAsia="Times New Roman" w:hAnsi="Consolas" w:cs="Times New Roman"/>
+          <w:color w:val="E8C9BB"/>
+          <w:sz w:val="21"/>
+          <w:szCs w:val="21"/>
+          <w:lang w:val="en-US" w:eastAsia="ru-RU"/>
         </w:rPr>
         <w:t>"</w:t>
       </w:r>
@@ -2969,7 +3081,7 @@
           <w:color w:val="B4B4B4"/>
           <w:sz w:val="21"/>
           <w:szCs w:val="21"/>
-          <w:lang w:eastAsia="ru-RU"/>
+          <w:lang w:val="en-US" w:eastAsia="ru-RU"/>
         </w:rPr>
         <w:t>)</w:t>
       </w:r>
@@ -2986,6 +3098,66 @@
           <w:lang w:val="en-US" w:eastAsia="ru-RU"/>
         </w:rPr>
       </w:pPr>
+      <w:r>
+        <w:rPr>
+          <w:rFonts w:ascii="Consolas" w:eastAsia="Times New Roman" w:hAnsi="Consolas" w:cs="Times New Roman"/>
+          <w:color w:val="D8A0DF"/>
+          <w:sz w:val="21"/>
+          <w:szCs w:val="21"/>
+          <w:lang w:val="en-US" w:eastAsia="ru-RU"/>
+        </w:rPr>
+        <w:t>for</w:t>
+      </w:r>
+      <w:r>
+        <w:rPr>
+          <w:rFonts w:ascii="Consolas" w:eastAsia="Times New Roman" w:hAnsi="Consolas" w:cs="Times New Roman"/>
+          <w:color w:val="DADADA"/>
+          <w:sz w:val="21"/>
+          <w:szCs w:val="21"/>
+          <w:lang w:val="en-US" w:eastAsia="ru-RU"/>
+        </w:rPr>
+        <w:t xml:space="preserve"> </w:t>
+      </w:r>
+      <w:r>
+        <w:rPr>
+          <w:rFonts w:ascii="Consolas" w:eastAsia="Times New Roman" w:hAnsi="Consolas" w:cs="Times New Roman"/>
+          <w:color w:val="9CDCFE"/>
+          <w:sz w:val="21"/>
+          <w:szCs w:val="21"/>
+          <w:lang w:val="en-US" w:eastAsia="ru-RU"/>
+        </w:rPr>
+        <w:t>row</w:t>
+      </w:r>
+      <w:r>
+        <w:rPr>
+          <w:rFonts w:ascii="Consolas" w:eastAsia="Times New Roman" w:hAnsi="Consolas" w:cs="Times New Roman"/>
+          <w:color w:val="DADADA"/>
+          <w:sz w:val="21"/>
+          <w:szCs w:val="21"/>
+          <w:lang w:val="en-US" w:eastAsia="ru-RU"/>
+        </w:rPr>
+        <w:t xml:space="preserve"> </w:t>
+      </w:r>
+      <w:r>
+        <w:rPr>
+          <w:rFonts w:ascii="Consolas" w:eastAsia="Times New Roman" w:hAnsi="Consolas" w:cs="Times New Roman"/>
+          <w:color w:val="D8A0DF"/>
+          <w:sz w:val="21"/>
+          <w:szCs w:val="21"/>
+          <w:lang w:val="en-US" w:eastAsia="ru-RU"/>
+        </w:rPr>
+        <w:t>in</w:t>
+      </w:r>
+      <w:r>
+        <w:rPr>
+          <w:rFonts w:ascii="Consolas" w:eastAsia="Times New Roman" w:hAnsi="Consolas" w:cs="Times New Roman"/>
+          <w:color w:val="DADADA"/>
+          <w:sz w:val="21"/>
+          <w:szCs w:val="21"/>
+          <w:lang w:val="en-US" w:eastAsia="ru-RU"/>
+        </w:rPr>
+        <w:t xml:space="preserve"> </w:t>
+      </w:r>
       <w:proofErr w:type="spellStart"/>
       <w:proofErr w:type="gramStart"/>
       <w:r>
@@ -3016,7 +3188,7 @@
           <w:szCs w:val="21"/>
           <w:lang w:val="en-US" w:eastAsia="ru-RU"/>
         </w:rPr>
-        <w:t>execute</w:t>
+        <w:t>fetchall</w:t>
       </w:r>
       <w:proofErr w:type="spellEnd"/>
       <w:proofErr w:type="gramEnd"/>
@@ -3028,8 +3200,146 @@
           <w:szCs w:val="21"/>
           <w:lang w:val="en-US" w:eastAsia="ru-RU"/>
         </w:rPr>
+        <w:t>():</w:t>
+      </w:r>
+    </w:p>
+    <w:p>
+      <w:pPr>
+        <w:shd w:val="clear" w:color="auto" w:fill="1E1E1E"/>
+        <w:spacing w:after="0" w:line="285" w:lineRule="atLeast"/>
+        <w:rPr>
+          <w:rFonts w:ascii="Consolas" w:eastAsia="Times New Roman" w:hAnsi="Consolas" w:cs="Times New Roman"/>
+          <w:color w:val="DADADA"/>
+          <w:sz w:val="21"/>
+          <w:szCs w:val="21"/>
+          <w:lang w:eastAsia="ru-RU"/>
+        </w:rPr>
+      </w:pPr>
+      <w:r>
+        <w:rPr>
+          <w:rFonts w:ascii="Consolas" w:eastAsia="Times New Roman" w:hAnsi="Consolas" w:cs="Times New Roman"/>
+          <w:color w:val="DADADA"/>
+          <w:sz w:val="21"/>
+          <w:szCs w:val="21"/>
+          <w:lang w:val="en-US" w:eastAsia="ru-RU"/>
+        </w:rPr>
+        <w:t xml:space="preserve">    </w:t>
+      </w:r>
+      <w:proofErr w:type="spellStart"/>
+      <w:r>
+        <w:rPr>
+          <w:rFonts w:ascii="Consolas" w:eastAsia="Times New Roman" w:hAnsi="Consolas" w:cs="Times New Roman"/>
+          <w:color w:val="DCDCAA"/>
+          <w:sz w:val="21"/>
+          <w:szCs w:val="21"/>
+          <w:lang w:eastAsia="ru-RU"/>
+        </w:rPr>
+        <w:t>print</w:t>
+      </w:r>
+      <w:proofErr w:type="spellEnd"/>
+      <w:r>
+        <w:rPr>
+          <w:rFonts w:ascii="Consolas" w:eastAsia="Times New Roman" w:hAnsi="Consolas" w:cs="Times New Roman"/>
+          <w:color w:val="B4B4B4"/>
+          <w:sz w:val="21"/>
+          <w:szCs w:val="21"/>
+          <w:lang w:eastAsia="ru-RU"/>
+        </w:rPr>
         <w:t>(</w:t>
       </w:r>
+      <w:proofErr w:type="spellStart"/>
+      <w:r>
+        <w:rPr>
+          <w:rFonts w:ascii="Consolas" w:eastAsia="Times New Roman" w:hAnsi="Consolas" w:cs="Times New Roman"/>
+          <w:color w:val="9CDCFE"/>
+          <w:sz w:val="21"/>
+          <w:szCs w:val="21"/>
+          <w:lang w:eastAsia="ru-RU"/>
+        </w:rPr>
+        <w:t>row</w:t>
+      </w:r>
+      <w:proofErr w:type="spellEnd"/>
+      <w:r>
+        <w:rPr>
+          <w:rFonts w:ascii="Consolas" w:eastAsia="Times New Roman" w:hAnsi="Consolas" w:cs="Times New Roman"/>
+          <w:color w:val="B4B4B4"/>
+          <w:sz w:val="21"/>
+          <w:szCs w:val="21"/>
+          <w:lang w:eastAsia="ru-RU"/>
+        </w:rPr>
+        <w:t>)</w:t>
+      </w:r>
+    </w:p>
+    <w:p>
+      <w:pPr>
+        <w:shd w:val="clear" w:color="auto" w:fill="1E1E1E"/>
+        <w:spacing w:after="0" w:line="285" w:lineRule="atLeast"/>
+        <w:rPr>
+          <w:rFonts w:ascii="Consolas" w:eastAsia="Times New Roman" w:hAnsi="Consolas" w:cs="Times New Roman"/>
+          <w:color w:val="DADADA"/>
+          <w:sz w:val="21"/>
+          <w:szCs w:val="21"/>
+          <w:lang w:eastAsia="ru-RU"/>
+        </w:rPr>
+      </w:pPr>
+    </w:p>
+    <w:p>
+      <w:pPr>
+        <w:shd w:val="clear" w:color="auto" w:fill="1E1E1E"/>
+        <w:spacing w:after="0" w:line="285" w:lineRule="atLeast"/>
+        <w:rPr>
+          <w:rFonts w:ascii="Consolas" w:eastAsia="Times New Roman" w:hAnsi="Consolas" w:cs="Times New Roman"/>
+          <w:color w:val="DADADA"/>
+          <w:sz w:val="21"/>
+          <w:szCs w:val="21"/>
+          <w:lang w:eastAsia="ru-RU"/>
+        </w:rPr>
+      </w:pPr>
+      <w:r>
+        <w:rPr>
+          <w:rFonts w:ascii="Consolas" w:eastAsia="Times New Roman" w:hAnsi="Consolas" w:cs="Times New Roman"/>
+          <w:color w:val="57A64A"/>
+          <w:sz w:val="21"/>
+          <w:szCs w:val="21"/>
+          <w:lang w:eastAsia="ru-RU"/>
+        </w:rPr>
+        <w:t># Старше 20 лет</w:t>
+      </w:r>
+    </w:p>
+    <w:p>
+      <w:pPr>
+        <w:shd w:val="clear" w:color="auto" w:fill="1E1E1E"/>
+        <w:spacing w:after="0" w:line="285" w:lineRule="atLeast"/>
+        <w:rPr>
+          <w:rFonts w:ascii="Consolas" w:eastAsia="Times New Roman" w:hAnsi="Consolas" w:cs="Times New Roman"/>
+          <w:color w:val="DADADA"/>
+          <w:sz w:val="21"/>
+          <w:szCs w:val="21"/>
+          <w:lang w:val="en-US" w:eastAsia="ru-RU"/>
+        </w:rPr>
+      </w:pPr>
+      <w:proofErr w:type="gramStart"/>
+      <w:r>
+        <w:rPr>
+          <w:rFonts w:ascii="Consolas" w:eastAsia="Times New Roman" w:hAnsi="Consolas" w:cs="Times New Roman"/>
+          <w:color w:val="DCDCAA"/>
+          <w:sz w:val="21"/>
+          <w:szCs w:val="21"/>
+          <w:lang w:val="en-US" w:eastAsia="ru-RU"/>
+        </w:rPr>
+        <w:t>print</w:t>
+      </w:r>
+      <w:r>
+        <w:rPr>
+          <w:rFonts w:ascii="Consolas" w:eastAsia="Times New Roman" w:hAnsi="Consolas" w:cs="Times New Roman"/>
+          <w:color w:val="B4B4B4"/>
+          <w:sz w:val="21"/>
+          <w:szCs w:val="21"/>
+          <w:lang w:val="en-US" w:eastAsia="ru-RU"/>
+        </w:rPr>
+        <w:t>(</w:t>
+      </w:r>
+      <w:proofErr w:type="gramEnd"/>
       <w:r>
         <w:rPr>
           <w:rFonts w:ascii="Consolas" w:eastAsia="Times New Roman" w:hAnsi="Consolas" w:cs="Times New Roman"/>
@@ -3043,12 +3353,52 @@
       <w:r>
         <w:rPr>
           <w:rFonts w:ascii="Consolas" w:eastAsia="Times New Roman" w:hAnsi="Consolas" w:cs="Times New Roman"/>
-          <w:color w:val="CE9178"/>
-          <w:sz w:val="21"/>
-          <w:szCs w:val="21"/>
-          <w:lang w:val="en-US" w:eastAsia="ru-RU"/>
-        </w:rPr>
-        <w:t>SELECT * FROM Students</w:t>
+          <w:color w:val="FFD68F"/>
+          <w:sz w:val="21"/>
+          <w:szCs w:val="21"/>
+          <w:lang w:val="en-US" w:eastAsia="ru-RU"/>
+        </w:rPr>
+        <w:t>\n</w:t>
+      </w:r>
+      <w:r>
+        <w:rPr>
+          <w:rFonts w:ascii="Consolas" w:eastAsia="Times New Roman" w:hAnsi="Consolas" w:cs="Times New Roman"/>
+          <w:color w:val="CE9178"/>
+          <w:sz w:val="21"/>
+          <w:szCs w:val="21"/>
+          <w:lang w:eastAsia="ru-RU"/>
+        </w:rPr>
+        <w:t>Студенты</w:t>
+      </w:r>
+      <w:r>
+        <w:rPr>
+          <w:rFonts w:ascii="Consolas" w:eastAsia="Times New Roman" w:hAnsi="Consolas" w:cs="Times New Roman"/>
+          <w:color w:val="CE9178"/>
+          <w:sz w:val="21"/>
+          <w:szCs w:val="21"/>
+          <w:lang w:val="en-US" w:eastAsia="ru-RU"/>
+        </w:rPr>
+        <w:t xml:space="preserve"> </w:t>
+      </w:r>
+      <w:r>
+        <w:rPr>
+          <w:rFonts w:ascii="Consolas" w:eastAsia="Times New Roman" w:hAnsi="Consolas" w:cs="Times New Roman"/>
+          <w:color w:val="CE9178"/>
+          <w:sz w:val="21"/>
+          <w:szCs w:val="21"/>
+          <w:lang w:eastAsia="ru-RU"/>
+        </w:rPr>
+        <w:t>старше</w:t>
+      </w:r>
+      <w:r>
+        <w:rPr>
+          <w:rFonts w:ascii="Consolas" w:eastAsia="Times New Roman" w:hAnsi="Consolas" w:cs="Times New Roman"/>
+          <w:color w:val="CE9178"/>
+          <w:sz w:val="21"/>
+          <w:szCs w:val="21"/>
+          <w:lang w:val="en-US" w:eastAsia="ru-RU"/>
+        </w:rPr>
+        <w:t xml:space="preserve"> 20:</w:t>
       </w:r>
       <w:r>
         <w:rPr>
@@ -3067,335 +3417,6 @@
           <w:sz w:val="21"/>
           <w:szCs w:val="21"/>
           <w:lang w:val="en-US" w:eastAsia="ru-RU"/>
-        </w:rPr>
-        <w:t>)</w:t>
-      </w:r>
-    </w:p>
-    <w:p>
-      <w:pPr>
-        <w:shd w:val="clear" w:color="auto" w:fill="1E1E1E"/>
-        <w:spacing w:after="0" w:line="285" w:lineRule="atLeast"/>
-        <w:rPr>
-          <w:rFonts w:ascii="Consolas" w:eastAsia="Times New Roman" w:hAnsi="Consolas" w:cs="Times New Roman"/>
-          <w:color w:val="DADADA"/>
-          <w:sz w:val="21"/>
-          <w:szCs w:val="21"/>
-          <w:lang w:val="en-US" w:eastAsia="ru-RU"/>
-        </w:rPr>
-      </w:pPr>
-      <w:r>
-        <w:rPr>
-          <w:rFonts w:ascii="Consolas" w:eastAsia="Times New Roman" w:hAnsi="Consolas" w:cs="Times New Roman"/>
-          <w:color w:val="D8A0DF"/>
-          <w:sz w:val="21"/>
-          <w:szCs w:val="21"/>
-          <w:lang w:val="en-US" w:eastAsia="ru-RU"/>
-        </w:rPr>
-        <w:t>for</w:t>
-      </w:r>
-      <w:r>
-        <w:rPr>
-          <w:rFonts w:ascii="Consolas" w:eastAsia="Times New Roman" w:hAnsi="Consolas" w:cs="Times New Roman"/>
-          <w:color w:val="DADADA"/>
-          <w:sz w:val="21"/>
-          <w:szCs w:val="21"/>
-          <w:lang w:val="en-US" w:eastAsia="ru-RU"/>
-        </w:rPr>
-        <w:t xml:space="preserve"> </w:t>
-      </w:r>
-      <w:r>
-        <w:rPr>
-          <w:rFonts w:ascii="Consolas" w:eastAsia="Times New Roman" w:hAnsi="Consolas" w:cs="Times New Roman"/>
-          <w:color w:val="9CDCFE"/>
-          <w:sz w:val="21"/>
-          <w:szCs w:val="21"/>
-          <w:lang w:val="en-US" w:eastAsia="ru-RU"/>
-        </w:rPr>
-        <w:t>row</w:t>
-      </w:r>
-      <w:r>
-        <w:rPr>
-          <w:rFonts w:ascii="Consolas" w:eastAsia="Times New Roman" w:hAnsi="Consolas" w:cs="Times New Roman"/>
-          <w:color w:val="DADADA"/>
-          <w:sz w:val="21"/>
-          <w:szCs w:val="21"/>
-          <w:lang w:val="en-US" w:eastAsia="ru-RU"/>
-        </w:rPr>
-        <w:t xml:space="preserve"> </w:t>
-      </w:r>
-      <w:r>
-        <w:rPr>
-          <w:rFonts w:ascii="Consolas" w:eastAsia="Times New Roman" w:hAnsi="Consolas" w:cs="Times New Roman"/>
-          <w:color w:val="D8A0DF"/>
-          <w:sz w:val="21"/>
-          <w:szCs w:val="21"/>
-          <w:lang w:val="en-US" w:eastAsia="ru-RU"/>
-        </w:rPr>
-        <w:t>in</w:t>
-      </w:r>
-      <w:r>
-        <w:rPr>
-          <w:rFonts w:ascii="Consolas" w:eastAsia="Times New Roman" w:hAnsi="Consolas" w:cs="Times New Roman"/>
-          <w:color w:val="DADADA"/>
-          <w:sz w:val="21"/>
-          <w:szCs w:val="21"/>
-          <w:lang w:val="en-US" w:eastAsia="ru-RU"/>
-        </w:rPr>
-        <w:t xml:space="preserve"> </w:t>
-      </w:r>
-      <w:proofErr w:type="spellStart"/>
-      <w:proofErr w:type="gramStart"/>
-      <w:r>
-        <w:rPr>
-          <w:rFonts w:ascii="Consolas" w:eastAsia="Times New Roman" w:hAnsi="Consolas" w:cs="Times New Roman"/>
-          <w:color w:val="9CDCFE"/>
-          <w:sz w:val="21"/>
-          <w:szCs w:val="21"/>
-          <w:lang w:val="en-US" w:eastAsia="ru-RU"/>
-        </w:rPr>
-        <w:t>cursor</w:t>
-      </w:r>
-      <w:r>
-        <w:rPr>
-          <w:rFonts w:ascii="Consolas" w:eastAsia="Times New Roman" w:hAnsi="Consolas" w:cs="Times New Roman"/>
-          <w:color w:val="B4B4B4"/>
-          <w:sz w:val="21"/>
-          <w:szCs w:val="21"/>
-          <w:lang w:val="en-US" w:eastAsia="ru-RU"/>
-        </w:rPr>
-        <w:t>.</w:t>
-      </w:r>
-      <w:r>
-        <w:rPr>
-          <w:rFonts w:ascii="Consolas" w:eastAsia="Times New Roman" w:hAnsi="Consolas" w:cs="Times New Roman"/>
-          <w:color w:val="DCDCAA"/>
-          <w:sz w:val="21"/>
-          <w:szCs w:val="21"/>
-          <w:lang w:val="en-US" w:eastAsia="ru-RU"/>
-        </w:rPr>
-        <w:t>fetchall</w:t>
-      </w:r>
-      <w:proofErr w:type="spellEnd"/>
-      <w:proofErr w:type="gramEnd"/>
-      <w:r>
-        <w:rPr>
-          <w:rFonts w:ascii="Consolas" w:eastAsia="Times New Roman" w:hAnsi="Consolas" w:cs="Times New Roman"/>
-          <w:color w:val="B4B4B4"/>
-          <w:sz w:val="21"/>
-          <w:szCs w:val="21"/>
-          <w:lang w:val="en-US" w:eastAsia="ru-RU"/>
-        </w:rPr>
-        <w:t>():</w:t>
-      </w:r>
-    </w:p>
-    <w:p>
-      <w:pPr>
-        <w:shd w:val="clear" w:color="auto" w:fill="1E1E1E"/>
-        <w:spacing w:after="0" w:line="285" w:lineRule="atLeast"/>
-        <w:rPr>
-          <w:rFonts w:ascii="Consolas" w:eastAsia="Times New Roman" w:hAnsi="Consolas" w:cs="Times New Roman"/>
-          <w:color w:val="DADADA"/>
-          <w:sz w:val="21"/>
-          <w:szCs w:val="21"/>
-          <w:lang w:eastAsia="ru-RU"/>
-        </w:rPr>
-      </w:pPr>
-      <w:r>
-        <w:rPr>
-          <w:rFonts w:ascii="Consolas" w:eastAsia="Times New Roman" w:hAnsi="Consolas" w:cs="Times New Roman"/>
-          <w:color w:val="DADADA"/>
-          <w:sz w:val="21"/>
-          <w:szCs w:val="21"/>
-          <w:lang w:val="en-US" w:eastAsia="ru-RU"/>
-        </w:rPr>
-        <w:t xml:space="preserve">    </w:t>
-      </w:r>
-      <w:proofErr w:type="spellStart"/>
-      <w:r>
-        <w:rPr>
-          <w:rFonts w:ascii="Consolas" w:eastAsia="Times New Roman" w:hAnsi="Consolas" w:cs="Times New Roman"/>
-          <w:color w:val="DCDCAA"/>
-          <w:sz w:val="21"/>
-          <w:szCs w:val="21"/>
-          <w:lang w:eastAsia="ru-RU"/>
-        </w:rPr>
-        <w:t>print</w:t>
-      </w:r>
-      <w:proofErr w:type="spellEnd"/>
-      <w:r>
-        <w:rPr>
-          <w:rFonts w:ascii="Consolas" w:eastAsia="Times New Roman" w:hAnsi="Consolas" w:cs="Times New Roman"/>
-          <w:color w:val="B4B4B4"/>
-          <w:sz w:val="21"/>
-          <w:szCs w:val="21"/>
-          <w:lang w:eastAsia="ru-RU"/>
-        </w:rPr>
-        <w:t>(</w:t>
-      </w:r>
-      <w:proofErr w:type="spellStart"/>
-      <w:r>
-        <w:rPr>
-          <w:rFonts w:ascii="Consolas" w:eastAsia="Times New Roman" w:hAnsi="Consolas" w:cs="Times New Roman"/>
-          <w:color w:val="9CDCFE"/>
-          <w:sz w:val="21"/>
-          <w:szCs w:val="21"/>
-          <w:lang w:eastAsia="ru-RU"/>
-        </w:rPr>
-        <w:t>row</w:t>
-      </w:r>
-      <w:proofErr w:type="spellEnd"/>
-      <w:r>
-        <w:rPr>
-          <w:rFonts w:ascii="Consolas" w:eastAsia="Times New Roman" w:hAnsi="Consolas" w:cs="Times New Roman"/>
-          <w:color w:val="B4B4B4"/>
-          <w:sz w:val="21"/>
-          <w:szCs w:val="21"/>
-          <w:lang w:eastAsia="ru-RU"/>
-        </w:rPr>
-        <w:t>)</w:t>
-      </w:r>
-    </w:p>
-    <w:p>
-      <w:pPr>
-        <w:shd w:val="clear" w:color="auto" w:fill="1E1E1E"/>
-        <w:spacing w:after="0" w:line="285" w:lineRule="atLeast"/>
-        <w:rPr>
-          <w:rFonts w:ascii="Consolas" w:eastAsia="Times New Roman" w:hAnsi="Consolas" w:cs="Times New Roman"/>
-          <w:color w:val="DADADA"/>
-          <w:sz w:val="21"/>
-          <w:szCs w:val="21"/>
-          <w:lang w:eastAsia="ru-RU"/>
-        </w:rPr>
-      </w:pPr>
-    </w:p>
-    <w:p>
-      <w:pPr>
-        <w:shd w:val="clear" w:color="auto" w:fill="1E1E1E"/>
-        <w:spacing w:after="0" w:line="285" w:lineRule="atLeast"/>
-        <w:rPr>
-          <w:rFonts w:ascii="Consolas" w:eastAsia="Times New Roman" w:hAnsi="Consolas" w:cs="Times New Roman"/>
-          <w:color w:val="DADADA"/>
-          <w:sz w:val="21"/>
-          <w:szCs w:val="21"/>
-          <w:lang w:eastAsia="ru-RU"/>
-        </w:rPr>
-      </w:pPr>
-      <w:r>
-        <w:rPr>
-          <w:rFonts w:ascii="Consolas" w:eastAsia="Times New Roman" w:hAnsi="Consolas" w:cs="Times New Roman"/>
-          <w:color w:val="57A64A"/>
-          <w:sz w:val="21"/>
-          <w:szCs w:val="21"/>
-          <w:lang w:eastAsia="ru-RU"/>
-        </w:rPr>
-        <w:t># Старше 20 лет</w:t>
-      </w:r>
-    </w:p>
-    <w:p>
-      <w:pPr>
-        <w:shd w:val="clear" w:color="auto" w:fill="1E1E1E"/>
-        <w:spacing w:after="0" w:line="285" w:lineRule="atLeast"/>
-        <w:rPr>
-          <w:rFonts w:ascii="Consolas" w:eastAsia="Times New Roman" w:hAnsi="Consolas" w:cs="Times New Roman"/>
-          <w:color w:val="DADADA"/>
-          <w:sz w:val="21"/>
-          <w:szCs w:val="21"/>
-          <w:lang w:eastAsia="ru-RU"/>
-        </w:rPr>
-      </w:pPr>
-      <w:proofErr w:type="spellStart"/>
-      <w:proofErr w:type="gramStart"/>
-      <w:r>
-        <w:rPr>
-          <w:rFonts w:ascii="Consolas" w:eastAsia="Times New Roman" w:hAnsi="Consolas" w:cs="Times New Roman"/>
-          <w:color w:val="DCDCAA"/>
-          <w:sz w:val="21"/>
-          <w:szCs w:val="21"/>
-          <w:lang w:eastAsia="ru-RU"/>
-        </w:rPr>
-        <w:t>print</w:t>
-      </w:r>
-      <w:proofErr w:type="spellEnd"/>
-      <w:r>
-        <w:rPr>
-          <w:rFonts w:ascii="Consolas" w:eastAsia="Times New Roman" w:hAnsi="Consolas" w:cs="Times New Roman"/>
-          <w:color w:val="B4B4B4"/>
-          <w:sz w:val="21"/>
-          <w:szCs w:val="21"/>
-          <w:lang w:eastAsia="ru-RU"/>
-        </w:rPr>
-        <w:t>(</w:t>
-      </w:r>
-      <w:proofErr w:type="gramEnd"/>
-      <w:r>
-        <w:rPr>
-          <w:rFonts w:ascii="Consolas" w:eastAsia="Times New Roman" w:hAnsi="Consolas" w:cs="Times New Roman"/>
-          <w:color w:val="E8C9BB"/>
-          <w:sz w:val="21"/>
-          <w:szCs w:val="21"/>
-          <w:lang w:eastAsia="ru-RU"/>
-        </w:rPr>
-        <w:t>"</w:t>
-      </w:r>
-      <w:r>
-        <w:rPr>
-          <w:rFonts w:ascii="Consolas" w:eastAsia="Times New Roman" w:hAnsi="Consolas" w:cs="Times New Roman"/>
-          <w:color w:val="FFD68F"/>
-          <w:sz w:val="21"/>
-          <w:szCs w:val="21"/>
-          <w:lang w:eastAsia="ru-RU"/>
-        </w:rPr>
-        <w:t>\</w:t>
-      </w:r>
-      <w:proofErr w:type="spellStart"/>
-      <w:r>
-        <w:rPr>
-          <w:rFonts w:ascii="Consolas" w:eastAsia="Times New Roman" w:hAnsi="Consolas" w:cs="Times New Roman"/>
-          <w:color w:val="FFD68F"/>
-          <w:sz w:val="21"/>
-          <w:szCs w:val="21"/>
-          <w:lang w:eastAsia="ru-RU"/>
-        </w:rPr>
-        <w:t>n</w:t>
-      </w:r>
-      <w:r>
-        <w:rPr>
-          <w:rFonts w:ascii="Consolas" w:eastAsia="Times New Roman" w:hAnsi="Consolas" w:cs="Times New Roman"/>
-          <w:color w:val="CE9178"/>
-          <w:sz w:val="21"/>
-          <w:szCs w:val="21"/>
-          <w:lang w:eastAsia="ru-RU"/>
-        </w:rPr>
-        <w:t>Студенты</w:t>
-      </w:r>
-      <w:proofErr w:type="spellEnd"/>
-      <w:r>
-        <w:rPr>
-          <w:rFonts w:ascii="Consolas" w:eastAsia="Times New Roman" w:hAnsi="Consolas" w:cs="Times New Roman"/>
-          <w:color w:val="CE9178"/>
-          <w:sz w:val="21"/>
-          <w:szCs w:val="21"/>
-          <w:lang w:eastAsia="ru-RU"/>
-        </w:rPr>
-        <w:t xml:space="preserve"> старше 20:</w:t>
-      </w:r>
-      <w:r>
-        <w:rPr>
-          <w:rFonts w:ascii="Consolas" w:eastAsia="Times New Roman" w:hAnsi="Consolas" w:cs="Times New Roman"/>
-          <w:color w:val="E8C9BB"/>
-          <w:sz w:val="21"/>
-          <w:szCs w:val="21"/>
-          <w:lang w:eastAsia="ru-RU"/>
-        </w:rPr>
-        <w:t>"</w:t>
-      </w:r>
-      <w:r>
-        <w:rPr>
-          <w:rFonts w:ascii="Consolas" w:eastAsia="Times New Roman" w:hAnsi="Consolas" w:cs="Times New Roman"/>
-          <w:color w:val="B4B4B4"/>
-          <w:sz w:val="21"/>
-          <w:szCs w:val="21"/>
-          <w:lang w:eastAsia="ru-RU"/>
         </w:rPr>
         <w:t>)</w:t>
       </w:r>
@@ -5811,6 +5832,7 @@
   <w:style w:type="character" w:default="1" w:styleId="a0">
     <w:name w:val="Default Paragraph Font"/>
     <w:uiPriority w:val="1"/>
+    <w:semiHidden/>
     <w:unhideWhenUsed/>
   </w:style>
   <w:style w:type="table" w:default="1" w:styleId="a1">
